--- a/docs/out/BMI Brain - additional scope.docx
+++ b/docs/out/BMI Brain - additional scope.docx
@@ -3,40 +3,49 @@
 <w:document xmlns:wpc="http://schemas.microsoft.com/office/word/2010/wordprocessingCanvas" xmlns:mo="http://schemas.microsoft.com/office/mac/office/2008/main" xmlns:mc="http://schemas.openxmlformats.org/markup-compatibility/2006" xmlns:mv="urn:schemas-microsoft-com:mac:vml" xmlns:o="urn:schemas-microsoft-com:office:office" xmlns:r="http://schemas.openxmlformats.org/officeDocument/2006/relationships" xmlns:m="http://schemas.openxmlformats.org/officeDocument/2006/math" xmlns:v="urn:schemas-microsoft-com:vml" xmlns:wp14="http://schemas.microsoft.com/office/word/2010/wordprocessingDrawing" xmlns:wp="http://schemas.openxmlformats.org/drawingml/2006/wordprocessingDrawing" xmlns:w10="urn:schemas-microsoft-com:office:word" xmlns:w="http://schemas.openxmlformats.org/wordprocessingml/2006/main" xmlns:w14="http://schemas.microsoft.com/office/word/2010/wordml" xmlns:wpg="http://schemas.microsoft.com/office/word/2010/wordprocessingGroup" xmlns:wpi="http://schemas.microsoft.com/office/word/2010/wordprocessingInk" xmlns:wne="http://schemas.microsoft.com/office/word/2006/wordml" xmlns:wps="http://schemas.microsoft.com/office/word/2010/wordprocessingShape" mc:Ignorable="w14 wp14">
   <w:body>
     <w:p>
+      <w:pPr>
+        <w:spacing w:before="160"/>
+      </w:pPr>
       <w:r>
         <w:rPr>
           <w:b/>
-          <w:color w:val="132C6B"/>
-          <w:sz w:val="32"/>
+          <w:sz w:val="30"/>
         </w:rPr>
-        <w:t>BMI Brain: work beyond the original specification</w:t>
+        <w:t>BMI Brain: additional scope</w:t>
       </w:r>
     </w:p>
     <w:p>
       <w:r>
-        <w:rPr>
-          <w:i/>
-          <w:sz w:val="18"/>
-        </w:rPr>
-        <w:t>Cybix for BMI Publishing · Scope summary · October 2026</w:t>
+        <w:t>Cybix for BMI Publishing, October 2026</w:t>
       </w:r>
     </w:p>
     <w:p>
       <w:pPr>
-        <w:spacing w:before="140" w:after="40"/>
+        <w:spacing w:before="160"/>
       </w:pPr>
       <w:r>
         <w:rPr>
           <w:b/>
-          <w:color w:val="132C6B"/>
           <w:sz w:val="24"/>
         </w:rPr>
-        <w:t>1. What the original specification covered</w:t>
+        <w:t>Original specification</w:t>
       </w:r>
     </w:p>
     <w:p>
       <w:r>
-        <w:t>The specification of 9 July 2026 ("The Sales &amp; Data Brain, Option 2") was a set of automations built in n8n on top of BMI's existing Act! CRM. Act! stayed the system of record; the work was the automations, plus a simple screen for reviewing what they suggest. It was quoted at about 112–173 developer-days across five workstreams:</w:t>
+        <w:t>The original specification covered a set of automations on top of BMI's existing Act! CRM, divided into four stages: clean foundation (data hygiene), living memory, the daily sales engine, and reporting. Act! and the Sales Order Register spreadsheets were to stay as they were. The items below are outside that specification.</w:t>
+      </w:r>
+    </w:p>
+    <w:p>
+      <w:pPr>
+        <w:spacing w:before="160"/>
+      </w:pPr>
+      <w:r>
+        <w:rPr>
+          <w:b/>
+          <w:sz w:val="24"/>
+        </w:rPr>
+        <w:t>1. The new CRM</w:t>
       </w:r>
     </w:p>
     <w:p>
@@ -48,10 +57,10 @@
         <w:rPr>
           <w:b/>
         </w:rPr>
-        <w:t>Foundation (10–16 days):</w:t>
+        <w:t>BMI's own CRM replacing Act!</w:t>
       </w:r>
       <w:r>
-        <w:t xml:space="preserve"> the Act! connection, AI, email and Teams links, and a review queue.</w:t>
+        <w:t>: contacts, companies, groups, activities, reminders, user roles and database access, with all Act! data moved across.</w:t>
       </w:r>
     </w:p>
     <w:p>
@@ -63,10 +72,10 @@
         <w:rPr>
           <w:b/>
         </w:rPr>
-        <w:t>Stage 1, Clean foundation (22–35):</w:t>
+        <w:t>Search and filters</w:t>
       </w:r>
       <w:r>
-        <w:t xml:space="preserve"> bounces, out-of-office replies, departures, duplicates, returned copies, business cards.</w:t>
+        <w:t>: search on every field, advanced filters, sorting, and record-to-record navigation.</w:t>
       </w:r>
     </w:p>
     <w:p>
@@ -78,10 +87,10 @@
         <w:rPr>
           <w:b/>
         </w:rPr>
-        <w:t>Stage 2, Living memory + AI chat (21–32):</w:t>
+        <w:t>Contact import</w:t>
       </w:r>
       <w:r>
-        <w:t xml:space="preserve"> call notes, proposal logging, email summaries, inbound contacts, and an AI chat over the CRM.</w:t>
+        <w:t>: Excel, CSV and PDF import with automatic column matching, duplicate checks and undo.</w:t>
       </w:r>
     </w:p>
     <w:p>
@@ -93,10 +102,10 @@
         <w:rPr>
           <w:b/>
         </w:rPr>
-        <w:t>Stage 3, Daily engine (23–35):</w:t>
+        <w:t>Bulk update and export</w:t>
       </w:r>
       <w:r>
-        <w:t xml:space="preserve"> follow-up triggers, the morning queue, personal touchpoints, proposal drafting, renewals, templates, meeting notes → pitch.</w:t>
+        <w:t>: bulk changes with preview and undo, Excel export, and copying email lists.</w:t>
       </w:r>
     </w:p>
     <w:p>
@@ -108,528 +117,10 @@
         <w:rPr>
           <w:b/>
         </w:rPr>
-        <w:t>Stage 4, Reporting (17–26):</w:t>
+        <w:t>Mail merge</w:t>
       </w:r>
       <w:r>
-        <w:t xml:space="preserve"> prospect pipeline, chase lists, sales dashboard, delivery tracking, and the weekly management summary.</w:t>
-      </w:r>
-    </w:p>
-    <w:p>
-      <w:r>
-        <w:t>It assumed BMI's sales data stayed in the Sales Order Register spreadsheets and Act!. The SOR and Xero were only to be read from.</w:t>
-      </w:r>
-    </w:p>
-    <w:p>
-      <w:pPr>
-        <w:spacing w:before="140" w:after="40"/>
-      </w:pPr>
-      <w:r>
-        <w:rPr>
-          <w:b/>
-          <w:color w:val="132C6B"/>
-          <w:sz w:val="24"/>
-        </w:rPr>
-        <w:t>2. What we built on top of that, and how it helps BMI</w:t>
-      </w:r>
-    </w:p>
-    <w:p>
-      <w:r>
-        <w:t>Following BMI's feedback (the Act! user feedback, the sales team's requests and the 8 October meeting), the work grew from automations into a complete CRM and sales system that replaces Act! and the SOR spreadsheets. None of the items below were in the specification.</w:t>
-      </w:r>
-    </w:p>
-    <w:tbl>
-      <w:tblPr>
-        <w:tblStyle w:val="LightGrid-Accent1"/>
-        <w:tblW w:type="auto" w:w="0"/>
-        <w:tblLook w:firstColumn="1" w:firstRow="1" w:lastColumn="0" w:lastRow="0" w:noHBand="0" w:noVBand="1" w:val="04A0"/>
-      </w:tblPr>
-      <w:tblGrid>
-        <w:gridCol w:w="5043"/>
-        <w:gridCol w:w="5043"/>
-      </w:tblGrid>
-      <w:tr>
-        <w:tc>
-          <w:tcPr>
-            <w:tcW w:type="dxa" w:w="2608"/>
-          </w:tcPr>
-          <w:p>
-            <w:r/>
-            <w:r>
-              <w:rPr>
-                <w:b/>
-                <w:sz w:val="17"/>
-              </w:rPr>
-              <w:t>Addition</w:t>
-            </w:r>
-          </w:p>
-        </w:tc>
-        <w:tc>
-          <w:tcPr>
-            <w:tcW w:type="dxa" w:w="7200"/>
-          </w:tcPr>
-          <w:p>
-            <w:r/>
-            <w:r>
-              <w:rPr>
-                <w:b/>
-                <w:sz w:val="17"/>
-              </w:rPr>
-              <w:t>What it is and why it helps BMI</w:t>
-            </w:r>
-          </w:p>
-        </w:tc>
-      </w:tr>
-      <w:tr>
-        <w:tc>
-          <w:tcPr>
-            <w:tcW w:type="dxa" w:w="2608"/>
-          </w:tcPr>
-          <w:p>
-            <w:r/>
-            <w:r>
-              <w:rPr>
-                <w:b/>
-                <w:sz w:val="17"/>
-              </w:rPr>
-              <w:t>Our own CRM, replacing Act!</w:t>
-            </w:r>
-          </w:p>
-        </w:tc>
-        <w:tc>
-          <w:tcPr>
-            <w:tcW w:type="dxa" w:w="7200"/>
-          </w:tcPr>
-          <w:p>
-            <w:r/>
-            <w:r>
-              <w:rPr>
-                <w:sz w:val="17"/>
-              </w:rPr>
-              <w:t>Contacts, companies, groups, activities, reminders, roles and database access, with Act! data migrated. No Act! licences, Web API or server dependency; built around how BMI works.</w:t>
-            </w:r>
-          </w:p>
-        </w:tc>
-      </w:tr>
-      <w:tr>
-        <w:tc>
-          <w:tcPr>
-            <w:tcW w:type="dxa" w:w="2608"/>
-          </w:tcPr>
-          <w:p>
-            <w:r/>
-            <w:r>
-              <w:rPr>
-                <w:b/>
-                <w:sz w:val="17"/>
-              </w:rPr>
-              <w:t>Search, import, bulk update, export</w:t>
-            </w:r>
-          </w:p>
-        </w:tc>
-        <w:tc>
-          <w:tcPr>
-            <w:tcW w:type="dxa" w:w="7200"/>
-          </w:tcPr>
-          <w:p>
-            <w:r/>
-            <w:r>
-              <w:rPr>
-                <w:sz w:val="17"/>
-              </w:rPr>
-              <w:t>Search on every field, advanced filters, Excel/PDF contact import with automatic column matching, bulk update with preview and undo, Excel export, copy emails.</w:t>
-            </w:r>
-          </w:p>
-        </w:tc>
-      </w:tr>
-      <w:tr>
-        <w:tc>
-          <w:tcPr>
-            <w:tcW w:type="dxa" w:w="2608"/>
-          </w:tcPr>
-          <w:p>
-            <w:r/>
-            <w:r>
-              <w:rPr>
-                <w:b/>
-                <w:sz w:val="17"/>
-              </w:rPr>
-              <w:t>Mail merge and email templates</w:t>
-            </w:r>
-          </w:p>
-        </w:tc>
-        <w:tc>
-          <w:tcPr>
-            <w:tcW w:type="dxa" w:w="7200"/>
-          </w:tcPr>
-          <w:p>
-            <w:r/>
-            <w:r>
-              <w:rPr>
-                <w:sz w:val="17"/>
-              </w:rPr>
-              <w:t>Outlook, Word letters, labels and data files; a template library by brand and purpose, with brand facts and issue details filled in. Clare's 7 ACT templates were loaded.</w:t>
-            </w:r>
-          </w:p>
-        </w:tc>
-      </w:tr>
-      <w:tr>
-        <w:tc>
-          <w:tcPr>
-            <w:tcW w:type="dxa" w:w="2608"/>
-          </w:tcPr>
-          <w:p>
-            <w:r/>
-            <w:r>
-              <w:rPr>
-                <w:b/>
-                <w:sz w:val="17"/>
-              </w:rPr>
-              <w:t>Sales Order Register in the system</w:t>
-            </w:r>
-          </w:p>
-        </w:tc>
-        <w:tc>
-          <w:tcPr>
-            <w:tcW w:type="dxa" w:w="7200"/>
-          </w:tcPr>
-          <w:p>
-            <w:r/>
-            <w:r>
-              <w:rPr>
-                <w:sz w:val="17"/>
-              </w:rPr>
-              <w:t>Every booking across 15+ spreadsheets in one place: editions, bookings, filters, renewals and invoicing. Replaces the SOR workbooks.</w:t>
-            </w:r>
-          </w:p>
-        </w:tc>
-      </w:tr>
-      <w:tr>
-        <w:tc>
-          <w:tcPr>
-            <w:tcW w:type="dxa" w:w="2608"/>
-          </w:tcPr>
-          <w:p>
-            <w:r/>
-            <w:r>
-              <w:rPr>
-                <w:b/>
-                <w:sz w:val="17"/>
-              </w:rPr>
-              <w:t>Orders and order confirmations</w:t>
-            </w:r>
-          </w:p>
-        </w:tc>
-        <w:tc>
-          <w:tcPr>
-            <w:tcW w:type="dxa" w:w="7200"/>
-          </w:tcPr>
-          <w:p>
-            <w:r/>
-            <w:r>
-              <w:rPr>
-                <w:sz w:val="17"/>
-              </w:rPr>
-              <w:t>Multi-item orders (campaigns across issues, events and digital), discounts, agency commission, pencilled/confirmed status, BMI-style confirmation documents emailed from Outlook, and rebooking for next year.</w:t>
-            </w:r>
-          </w:p>
-        </w:tc>
-      </w:tr>
-      <w:tr>
-        <w:tc>
-          <w:tcPr>
-            <w:tcW w:type="dxa" w:w="2608"/>
-          </w:tcPr>
-          <w:p>
-            <w:r/>
-            <w:r>
-              <w:rPr>
-                <w:b/>
-                <w:sz w:val="17"/>
-              </w:rPr>
-              <w:t>Accounts check on orders</w:t>
-            </w:r>
-          </w:p>
-        </w:tc>
-        <w:tc>
-          <w:tcPr>
-            <w:tcW w:type="dxa" w:w="7200"/>
-          </w:tcPr>
-          <w:p>
-            <w:r/>
-            <w:r>
-              <w:rPr>
-                <w:sz w:val="17"/>
-              </w:rPr>
-              <w:t>Credit control checks the client, CRM company, addresses and items before a confirmation goes out (Matt's safeguard).</w:t>
-            </w:r>
-          </w:p>
-        </w:tc>
-      </w:tr>
-      <w:tr>
-        <w:tc>
-          <w:tcPr>
-            <w:tcW w:type="dxa" w:w="2608"/>
-          </w:tcPr>
-          <w:p>
-            <w:r/>
-            <w:r>
-              <w:rPr>
-                <w:b/>
-                <w:sz w:val="17"/>
-              </w:rPr>
-              <w:t>Xero link and invoice matching</w:t>
-            </w:r>
-          </w:p>
-        </w:tc>
-        <w:tc>
-          <w:tcPr>
-            <w:tcW w:type="dxa" w:w="7200"/>
-          </w:tcPr>
-          <w:p>
-            <w:r/>
-            <w:r>
-              <w:rPr>
-                <w:sz w:val="17"/>
-              </w:rPr>
-              <w:t>Hourly read-only Xero sync, paid/unpaid/overdue on every booking, automatic invoice-to-booking matching with a review queue, "Not a booking" handling.</w:t>
-            </w:r>
-          </w:p>
-        </w:tc>
-      </w:tr>
-      <w:tr>
-        <w:tc>
-          <w:tcPr>
-            <w:tcW w:type="dxa" w:w="2608"/>
-          </w:tcPr>
-          <w:p>
-            <w:r/>
-            <w:r>
-              <w:rPr>
-                <w:b/>
-                <w:sz w:val="17"/>
-              </w:rPr>
-              <w:t>Commission engine and statements</w:t>
-            </w:r>
-          </w:p>
-        </w:tc>
-        <w:tc>
-          <w:tcPr>
-            <w:tcW w:type="dxa" w:w="7200"/>
-          </w:tcPr>
-          <w:p>
-            <w:r/>
-            <w:r>
-              <w:rPr>
-                <w:sz w:val="17"/>
-              </w:rPr>
-              <w:t>Per-person plans, the new-business rules (24 months, first invoice), bonuses, event profit share with cost sign-off, attendance bonus, PAYE/advances payout, monthly statements and Excel.</w:t>
-            </w:r>
-          </w:p>
-        </w:tc>
-      </w:tr>
-      <w:tr>
-        <w:tc>
-          <w:tcPr>
-            <w:tcW w:type="dxa" w:w="2608"/>
-          </w:tcPr>
-          <w:p>
-            <w:r/>
-            <w:r>
-              <w:rPr>
-                <w:b/>
-                <w:sz w:val="17"/>
-              </w:rPr>
-              <w:t>Rate card</w:t>
-            </w:r>
-          </w:p>
-        </w:tc>
-        <w:tc>
-          <w:tcPr>
-            <w:tcW w:type="dxa" w:w="7200"/>
-          </w:tcPr>
-          <w:p>
-            <w:r/>
-            <w:r>
-              <w:rPr>
-                <w:sz w:val="17"/>
-              </w:rPr>
-              <w:t>Every brand's prices by section, sizes and page counts, brand-own sections (cover wraps, belly bands), offers, price history, next-year copy, used by orders, proposals and renewals.</w:t>
-            </w:r>
-          </w:p>
-        </w:tc>
-      </w:tr>
-      <w:tr>
-        <w:tc>
-          <w:tcPr>
-            <w:tcW w:type="dxa" w:w="2608"/>
-          </w:tcPr>
-          <w:p>
-            <w:r/>
-            <w:r>
-              <w:rPr>
-                <w:b/>
-                <w:sz w:val="17"/>
-              </w:rPr>
-              <w:t>Editorial plan</w:t>
-            </w:r>
-          </w:p>
-        </w:tc>
-        <w:tc>
-          <w:tcPr>
-            <w:tcW w:type="dxa" w:w="7200"/>
-          </w:tcPr>
-          <w:p>
-            <w:r/>
-            <w:r>
-              <w:rPr>
-                <w:sz w:val="17"/>
-              </w:rPr>
-              <w:t>Issue dates, deadlines and features for every title, deadline reminders, and "who should we pitch" lists.</w:t>
-            </w:r>
-          </w:p>
-        </w:tc>
-      </w:tr>
-      <w:tr>
-        <w:tc>
-          <w:tcPr>
-            <w:tcW w:type="dxa" w:w="2608"/>
-          </w:tcPr>
-          <w:p>
-            <w:r/>
-            <w:r>
-              <w:rPr>
-                <w:b/>
-                <w:sz w:val="17"/>
-              </w:rPr>
-              <w:t>Costs and profit</w:t>
-            </w:r>
-          </w:p>
-        </w:tc>
-        <w:tc>
-          <w:tcPr>
-            <w:tcW w:type="dxa" w:w="7200"/>
-          </w:tcPr>
-          <w:p>
-            <w:r/>
-            <w:r>
-              <w:rPr>
-                <w:sz w:val="17"/>
-              </w:rPr>
-              <w:t>Costs on any issue, event or awards (parts, budgets, per-booking costs) and a profit report across editions.</w:t>
-            </w:r>
-          </w:p>
-        </w:tc>
-      </w:tr>
-      <w:tr>
-        <w:tc>
-          <w:tcPr>
-            <w:tcW w:type="dxa" w:w="2608"/>
-          </w:tcPr>
-          <w:p>
-            <w:r/>
-            <w:r>
-              <w:rPr>
-                <w:b/>
-                <w:sz w:val="17"/>
-              </w:rPr>
-              <w:t>Reporting extras</w:t>
-            </w:r>
-          </w:p>
-        </w:tc>
-        <w:tc>
-          <w:tcPr>
-            <w:tcW w:type="dxa" w:w="7200"/>
-          </w:tcPr>
-          <w:p>
-            <w:r/>
-            <w:r>
-              <w:rPr>
-                <w:sz w:val="17"/>
-              </w:rPr>
-              <w:t>Financial-year (July–June) views, booked vs invoiced comparisons, any-two-editions comparison, a per-salesperson weekly summary.</w:t>
-            </w:r>
-          </w:p>
-        </w:tc>
-      </w:tr>
-      <w:tr>
-        <w:tc>
-          <w:tcPr>
-            <w:tcW w:type="dxa" w:w="2608"/>
-          </w:tcPr>
-          <w:p>
-            <w:r/>
-            <w:r>
-              <w:rPr>
-                <w:b/>
-                <w:sz w:val="17"/>
-              </w:rPr>
-              <w:t>Admin controls</w:t>
-            </w:r>
-          </w:p>
-        </w:tc>
-        <w:tc>
-          <w:tcPr>
-            <w:tcW w:type="dxa" w:w="7200"/>
-          </w:tcPr>
-          <w:p>
-            <w:r/>
-            <w:r>
-              <w:rPr>
-                <w:sz w:val="17"/>
-              </w:rPr>
-              <w:t>Admin-only settings, and hiding sections per role or per person to keep screens simple.</w:t>
-            </w:r>
-          </w:p>
-        </w:tc>
-      </w:tr>
-      <w:tr>
-        <w:tc>
-          <w:tcPr>
-            <w:tcW w:type="dxa" w:w="2608"/>
-          </w:tcPr>
-          <w:p>
-            <w:r/>
-            <w:r>
-              <w:rPr>
-                <w:b/>
-                <w:sz w:val="17"/>
-              </w:rPr>
-              <w:t>Richer proposals</w:t>
-            </w:r>
-          </w:p>
-        </w:tc>
-        <w:tc>
-          <w:tcPr>
-            <w:tcW w:type="dxa" w:w="7200"/>
-          </w:tcPr>
-          <w:p>
-            <w:r/>
-            <w:r>
-              <w:rPr>
-                <w:sz w:val="17"/>
-              </w:rPr>
-              <w:t>Several titles and issues, options A/B, line and total discounts, proposal types, Word output with branding, sending from Outlook, and turning a proposal into an order.</w:t>
-            </w:r>
-          </w:p>
-        </w:tc>
-      </w:tr>
-    </w:tbl>
-    <w:p>
-      <w:pPr>
-        <w:spacing w:before="140" w:after="40"/>
-      </w:pPr>
-      <w:r>
-        <w:rPr>
-          <w:b/>
-          <w:color w:val="132C6B"/>
-          <w:sz w:val="24"/>
-        </w:rPr>
-        <w:t>3. What is still to do</w:t>
-      </w:r>
-    </w:p>
-    <w:p>
-      <w:r>
-        <w:t>From the original specification:</w:t>
+        <w:t>: sending from each person's own Outlook, Word letters, address labels and data files, recorded on every contact.</w:t>
       </w:r>
     </w:p>
     <w:p>
@@ -641,10 +132,10 @@
         <w:rPr>
           <w:b/>
         </w:rPr>
-        <w:t>SALES-008 call notes:</w:t>
+        <w:t>Email template library</w:t>
       </w:r>
       <w:r>
-        <w:t xml:space="preserve"> needs Teams/Zoom transcripts from BMI.</w:t>
+        <w:t>: templates by brand and purpose, with brand facts and issue details filled in automatically; Clare's ACT templates loaded.</w:t>
       </w:r>
     </w:p>
     <w:p>
@@ -656,10 +147,10 @@
         <w:rPr>
           <w:b/>
         </w:rPr>
-        <w:t>SALES-009 proposal detection from sent mail:</w:t>
+        <w:t>Proposals</w:t>
       </w:r>
       <w:r>
-        <w:t xml:space="preserve"> a first version (logging when a proposal is sent) is built; reading sent mail needs IT access.</w:t>
+        <w:t>: several titles and issues in one proposal, options, line and total discounts, branded Word output, sending from Outlook.</w:t>
       </w:r>
     </w:p>
     <w:p>
@@ -671,10 +162,10 @@
         <w:rPr>
           <w:b/>
         </w:rPr>
-        <w:t>SALES-022 template library + save-the-sale replies:</w:t>
+        <w:t>Proposal AI</w:t>
       </w:r>
       <w:r>
-        <w:t xml:space="preserve"> the template library is built; the save-the-sale responses remain.</w:t>
+        <w:t>: full proposals drafted in each salesperson's own style from their past proposals, with a shared proposal library.</w:t>
       </w:r>
     </w:p>
     <w:p>
@@ -686,10 +177,10 @@
         <w:rPr>
           <w:b/>
         </w:rPr>
-        <w:t>SALES-023 meeting notes → pitch, and the AI Hub chat:</w:t>
+        <w:t>Company address updates</w:t>
       </w:r>
       <w:r>
-        <w:t xml:space="preserve"> planned together as one AI phase.</w:t>
+        <w:t>: when a company's address changes, the option to update all its contacts.</w:t>
       </w:r>
     </w:p>
     <w:p>
@@ -701,10 +192,22 @@
         <w:rPr>
           <w:b/>
         </w:rPr>
-        <w:t>SALES-024 prospect pipeline → SALES-025 chase lists:</w:t>
+        <w:t>Admin controls</w:t>
       </w:r>
       <w:r>
-        <w:t xml:space="preserve"> need the reps' current pipeline spreadsheets.</w:t>
+        <w:t>: admin-only settings, and hiding sections per role or per person so screens stay simple.</w:t>
+      </w:r>
+    </w:p>
+    <w:p>
+      <w:pPr>
+        <w:spacing w:before="160"/>
+      </w:pPr>
+      <w:r>
+        <w:rPr>
+          <w:b/>
+          <w:sz w:val="24"/>
+        </w:rPr>
+        <w:t>2. The Sales Order Register (SOR)</w:t>
       </w:r>
     </w:p>
     <w:p>
@@ -716,15 +219,10 @@
         <w:rPr>
           <w:b/>
         </w:rPr>
-        <w:t>SALES-027 sold-work delivery tracking:</w:t>
+        <w:t>SOR inside the system</w:t>
       </w:r>
       <w:r>
-        <w:t xml:space="preserve"> needs BMI's delivery stages and expected timings.</w:t>
-      </w:r>
-    </w:p>
-    <w:p>
-      <w:r>
-        <w:t>Additional work agreed but not yet built (outside the specification):</w:t>
+        <w:t>: every booking from the 15+ SOR spreadsheets in one place, by title and edition, with filters and Excel export.</w:t>
       </w:r>
     </w:p>
     <w:p>
@@ -736,10 +234,10 @@
         <w:rPr>
           <w:b/>
         </w:rPr>
-        <w:t>Proposal AI:</w:t>
+        <w:t>Orders and order confirmations</w:t>
       </w:r>
       <w:r>
-        <w:t xml:space="preserve"> drafting full proposals in each salesperson's style from past proposals, with a proposal library (planned; ~15–24 days, of which ~10–18 is beyond the spec).</w:t>
+        <w:t>: one order for a whole campaign across issues, events and digital, with discounts, agency commission and BMI-style confirmations sent from Outlook; rebooking next year in one step.</w:t>
       </w:r>
     </w:p>
     <w:p>
@@ -751,10 +249,10 @@
         <w:rPr>
           <w:b/>
         </w:rPr>
-        <w:t>Act! feedback #7:</w:t>
+        <w:t>Accounts check</w:t>
       </w:r>
       <w:r>
-        <w:t xml:space="preserve"> when a company's address changes, offer to update its contacts.</w:t>
+        <w:t>: credit control checks client, company, addresses and items before a confirmation goes out.</w:t>
       </w:r>
     </w:p>
     <w:p>
@@ -766,38 +264,137 @@
         <w:rPr>
           <w:b/>
         </w:rPr>
-        <w:t>Go-live work:</w:t>
+        <w:t>Xero link</w:t>
       </w:r>
       <w:r>
-        <w:t xml:space="preserve"> final Act! data migration, the latest SOR sheets, live Xero and Outlook connection, testing with the team, and a performance pass.</w:t>
+        <w:t>: read-only sync showing paid, unpaid and overdue on every booking, automatic matching of invoices to bookings, and handling of invoices that are not bookings.</w:t>
+      </w:r>
+    </w:p>
+    <w:p>
+      <w:pPr>
+        <w:pStyle w:val="ListBullet"/>
+        <w:spacing w:after="20"/>
+      </w:pPr>
+      <w:r>
+        <w:rPr>
+          <w:b/>
+        </w:rPr>
+        <w:t>Commission</w:t>
+      </w:r>
+      <w:r>
+        <w:t>: plans per salesperson, new-business rules, bonuses, event profit share with cost sign-off, PAYE and advances, and monthly statements.</w:t>
+      </w:r>
+    </w:p>
+    <w:p>
+      <w:pPr>
+        <w:pStyle w:val="ListBullet"/>
+        <w:spacing w:after="20"/>
+      </w:pPr>
+      <w:r>
+        <w:rPr>
+          <w:b/>
+        </w:rPr>
+        <w:t>Rate card</w:t>
+      </w:r>
+      <w:r>
+        <w:t>: every brand's prices, sizes, page counts, special formats, offers, price history and next-year pricing.</w:t>
+      </w:r>
+    </w:p>
+    <w:p>
+      <w:pPr>
+        <w:pStyle w:val="ListBullet"/>
+        <w:spacing w:after="20"/>
+      </w:pPr>
+      <w:r>
+        <w:rPr>
+          <w:b/>
+        </w:rPr>
+        <w:t>Editorial plan</w:t>
+      </w:r>
+      <w:r>
+        <w:t>: issue dates, deadlines, features and reminders for every title, plus suggestions of who to pitch.</w:t>
+      </w:r>
+    </w:p>
+    <w:p>
+      <w:pPr>
+        <w:pStyle w:val="ListBullet"/>
+        <w:spacing w:after="20"/>
+      </w:pPr>
+      <w:r>
+        <w:rPr>
+          <w:b/>
+        </w:rPr>
+        <w:t>Costs and profit</w:t>
+      </w:r>
+      <w:r>
+        <w:t>: costs on any issue, event or awards, budgets, and a profit report across editions.</w:t>
+      </w:r>
+    </w:p>
+    <w:p>
+      <w:pPr>
+        <w:pStyle w:val="ListBullet"/>
+        <w:spacing w:after="20"/>
+      </w:pPr>
+      <w:r>
+        <w:rPr>
+          <w:b/>
+        </w:rPr>
+        <w:t>Reporting</w:t>
+      </w:r>
+      <w:r>
+        <w:t>: financial-year views, booked against invoiced, comparing any two editions, and a weekly summary per salesperson.</w:t>
+      </w:r>
+    </w:p>
+    <w:p>
+      <w:pPr>
+        <w:pStyle w:val="ListBullet"/>
+        <w:spacing w:after="20"/>
+      </w:pPr>
+      <w:r>
+        <w:rPr>
+          <w:b/>
+        </w:rPr>
+        <w:t>Go-live</w:t>
+      </w:r>
+      <w:r>
+        <w:t>: final data migration from Act! and the latest SOR sheets, live Xero and Outlook connection, and testing with the team.</w:t>
+      </w:r>
+    </w:p>
+    <w:p>
+      <w:pPr>
+        <w:spacing w:before="160"/>
+      </w:pPr>
+      <w:r>
+        <w:rPr>
+          <w:b/>
+          <w:sz w:val="24"/>
+        </w:rPr>
+        <w:t>How this benefits BMI and why it was done</w:t>
       </w:r>
     </w:p>
     <w:p>
       <w:r>
-        <w:t>Waiting on BMI: Microsoft Outlook permissions from IT, an automation@ mailbox, updated SOR sheets, rate card and editorial plan checks (Clare and production), weekly summary KPIs (Matt), Xero account details, and example contacts for the custom Act! fields.</w:t>
-      </w:r>
-    </w:p>
-    <w:p>
-      <w:pPr>
-        <w:spacing w:before="140" w:after="40"/>
-      </w:pPr>
-      <w:r>
-        <w:rPr>
-          <w:b/>
-          <w:color w:val="132C6B"/>
-          <w:sz w:val="24"/>
-        </w:rPr>
-        <w:t>4. Basis for additional billing</w:t>
+        <w:t>These additions came directly from BMI's feedback: the sales team's Act! feedback, Clare's and Matt's requests, and the 8 October meeting. Each was built because the automations alone could not do what BMI asked for.</w:t>
       </w:r>
     </w:p>
     <w:p>
       <w:r>
-        <w:t>Everything in section 2 sits outside the quoted 112–173 days. Its largest part is the CRM itself, which the specification assumed Act! would provide. We propose billing it as a change request at the agreed day rate, with the still-to-do items from section 3 quoted separately once BMI provides the inputs listed.</w:t>
+        <w:t>The new CRM removes BMI's dependence on Act!, its licences and its server, and gives the sales team one simple tool designed around how they work. Searching, importing, mail merges and proposals that took several steps in Act! now take one.</w:t>
+      </w:r>
+    </w:p>
+    <w:p>
+      <w:r>
+        <w:t>The SOR work replaces more than fifteen spreadsheets with one register that the whole team shares. Bookings, orders, invoices, commission and costs are kept in one place, so figures agree, mistakes are caught before they reach a client or an invoice, and management can see how each title and salesperson is performing at any time.</w:t>
+      </w:r>
+    </w:p>
+    <w:p>
+      <w:r>
+        <w:t>Together they give BMI a single system for selling, booking, invoicing and reporting, which the original automations rely on and which can grow with the business.</w:t>
       </w:r>
     </w:p>
     <w:sectPr>
       <w:pgSz w:w="12240" w:h="15840"/>
-      <w:pgMar w:top="907" w:right="1077" w:bottom="907" w:left="1077" w:header="720" w:footer="720" w:gutter="0"/>
+      <w:pgMar w:top="1134" w:right="1247" w:bottom="1134" w:left="1247" w:header="720" w:footer="720" w:gutter="0"/>
       <w:cols w:space="720"/>
       <w:docGrid w:linePitch="360"/>
     </w:sectPr>
@@ -1169,11 +766,11 @@
     <w:qFormat/>
     <w:rsid w:val="00FC693F"/>
     <w:pPr>
-      <w:spacing w:after="40"/>
+      <w:spacing w:after="60"/>
     </w:pPr>
     <w:rPr>
       <w:rFonts w:ascii="Calibri" w:hAnsi="Calibri"/>
-      <w:sz w:val="19"/>
+      <w:sz w:val="21"/>
     </w:rPr>
   </w:style>
   <w:style w:type="paragraph" w:styleId="Header">
